--- a/ethics/mint_followup/consent_form.docx
+++ b/ethics/mint_followup/consent_form.docx
@@ -98,7 +98,7 @@
           <w:b w:val="0"/>
           <w:i w:val="0"/>
         </w:rPr>
-        <w:t>2, 4 October 2026</w:t>
+        <w:t>3, 7 October 2026</w:t>
       </w:r>
     </w:p>
     <w:p>
@@ -286,6 +286,15 @@
       </w:pPr>
       <w:r>
         <w:t>I understand that my answers are recorded as I give them, and that since the study is anonymous, it will be impossible to withdraw my data once it has been given, whether or not I finish the study.</w:t>
+      </w:r>
+    </w:p>
+    <w:p>
+      <w:pPr>
+        <w:pStyle w:val="ListBullet"/>
+        <w:spacing w:after="80"/>
+      </w:pPr>
+      <w:r>
+        <w:t>I understand that some of the questions ask about intimate matters (such as sexuality and bodily functions) or sensitive topics related to mental health (such as hallucinations and thoughts about death), and that I can stop at any point if I would rather not answer them.</w:t>
       </w:r>
     </w:p>
     <w:p>

--- a/ethics/mint_followup/consent_form.docx
+++ b/ethics/mint_followup/consent_form.docx
@@ -80,9 +80,8 @@
         <w:rPr>
           <w:b w:val="0"/>
           <w:i w:val="0"/>
-          <w:highlight w:val="yellow"/>
         </w:rPr>
-        <w:t>[to be added on approval]</w:t>
+        <w:t>2026-2817-3620</w:t>
       </w:r>
     </w:p>
     <w:p>
@@ -339,9 +338,8 @@
         <w:rPr>
           <w:b w:val="0"/>
           <w:i w:val="0"/>
-          <w:highlight w:val="yellow"/>
         </w:rPr>
-        <w:t>XX/XXXX/XX</w:t>
+        <w:t>2026-2817-3620</w:t>
       </w:r>
       <w:r>
         <w:rPr>
